--- a/public/anexos/11-Validacion/Informe_Ingenieria_y_Validacion_de_Requisitos.docx
+++ b/public/anexos/11-Validacion/Informe_Ingenieria_y_Validacion_de_Requisitos.docx
@@ -739,7 +739,7 @@
                 <w:sz w:val="18"/>
                 <w:szCs w:val="18"/>
               </w:rPr>
-              <w:t xml:space="preserve">CU-06, DA-06 (actor Bodeguero/Administrador)</w:t>
+              <w:t>CU-06, DA-06 (actor Administrador)</w:t>
             </w:r>
           </w:p>
         </w:tc>
@@ -1124,7 +1124,7 @@
                 <w:sz w:val="18"/>
                 <w:szCs w:val="18"/>
               </w:rPr>
-              <w:t xml:space="preserve">Diseño responsivo (RNF2.1); validación en navegadores pendiente de pruebas finales.</w:t>
+              <w:t>Diseño responsivo (ERNF2.1); validación en navegadores pendiente de pruebas finales.</w:t>
             </w:r>
           </w:p>
         </w:tc>
@@ -1498,7 +1498,7 @@
           <w:sz w:val="20"/>
           <w:szCs w:val="20"/>
         </w:rPr>
-        <w:t xml:space="preserve">CU-04.4 se corrigió (etiqueta dañada en el.drawio) a 'Modificar Ruta', y se renumeraron CU-05.10 (actualizar stock en tiempo real) y CU-05.11 (panel de estado).</w:t>
+        <w:t>CU-04.4 se corrigió (etiqueta dañada en el archivo drawio) a 'Modificar Ruta', y se renumeraron CU-05.10 (actualizar stock en tiempo real) y CU-05.11 (panel de estado).</w:t>
       </w:r>
     </w:p>
     <w:p>
@@ -1576,7 +1576,7 @@
           <w:sz w:val="20"/>
           <w:szCs w:val="20"/>
         </w:rPr>
-        <w:t xml:space="preserve">La validación confirma la coherencia entre los artefactos y el SRS tras la aplicación de las correcciones documentales. El sistema cumple estructural y funcionalmente con los ocho módulos definidos. Quedan pendientes las validaciones empíricas de los requisitos medibles (RNF1, RNF2, RNF3, RNF5) mediante pruebas de usuario y de carga al completarse la implementación en el prototipo.</w:t>
+        <w:t>La validación confirma la coherencia entre los artefactos y el SRS tras la aplicación de las correcciones documentales. El sistema cumple estructural y funcionalmente con los ocho módulos definidos. Quedan pendientes las validaciones empíricas de los requisitos medibles (RNF1, RNF2, RNF3, RNF4, RNF5) mediante pruebas de usuario y de carga al completarse la implementación en el prototipo.</w:t>
       </w:r>
     </w:p>
     <w:sectPr>

--- a/public/anexos/11-Validacion/Informe_Ingenieria_y_Validacion_de_Requisitos.docx
+++ b/public/anexos/11-Validacion/Informe_Ingenieria_y_Validacion_de_Requisitos.docx
@@ -1576,7 +1576,7 @@
           <w:sz w:val="20"/>
           <w:szCs w:val="20"/>
         </w:rPr>
-        <w:t>La validación confirma la coherencia entre los artefactos y el SRS tras la aplicación de las correcciones documentales. El sistema cumple estructural y funcionalmente con los ocho módulos definidos. Quedan pendientes las validaciones empíricas de los requisitos medibles (RNF1, RNF2, RNF3, RNF4, RNF5) mediante pruebas de usuario y de carga al completarse la implementación en el prototipo.</w:t>
+        <w:t>La validación confirma la coherencia entre los artefactos y el SRS tras la aplicación de las correcciones documentales. El sistema cumple estructural y funcionalmente con los ocho módulos definidos. Quedan pendientes las validaciones empíricas de los requisitos medibles (RNF1, RNF2, RNF3, RNF4, RNF5, RNF6, RNF7) mediante pruebas de usuario y de carga al completarse la implementación en el prototipo.</w:t>
       </w:r>
     </w:p>
     <w:sectPr>
